--- a/Coding 1 - year/Unit 4 - Loops and Iteration/Daily Lesson Plans/Word/Day 77.docx
+++ b/Coding 1 - year/Unit 4 - Loops and Iteration/Daily Lesson Plans/Word/Day 77.docx
@@ -50,12 +50,15 @@
               </w:rPr>
               <w:t xml:space="preserve">Coding I — Full Year</w:t>
             </w:r>
-          </w:p>
-          <w:p>
-            <w:pPr>
-              <w:spacing w:before="40"/>
-              <w:jc w:val="center"/>
-            </w:pPr>
+            <w:r>
+              <w:rPr>
+                <w:rFonts w:ascii="Arial" w:cs="Arial" w:eastAsia="Arial" w:hAnsi="Arial"/>
+                <w:sz w:val="16"/>
+                <w:szCs w:val="16"/>
+              </w:rPr>
+              <w:br/>
+              <w:t xml:space="preserve"/>
+            </w:r>
             <w:r>
               <w:rPr>
                 <w:rFonts w:ascii="Arial" w:cs="Arial" w:eastAsia="Arial" w:hAnsi="Arial"/>
@@ -83,7 +86,7 @@
           <w:rFonts w:ascii="Arial" w:cs="Arial" w:eastAsia="Arial" w:hAnsi="Arial"/>
           <w:b/>
           <w:bCs/>
-          <w:color w:val="1F3864"/>
+          <w:color w:val="2B5797"/>
           <w:sz w:val="32"/>
           <w:szCs w:val="32"/>
         </w:rPr>
@@ -261,9 +264,9 @@
               <w:right w:val="single" w:color="CCCCCC" w:sz="1"/>
             </w:tcBorders>
             <w:tcMar>
-              <w:top w:type="dxa" w:w="60"/>
+              <w:top w:type="dxa" w:w="80"/>
               <w:left w:type="dxa" w:w="120"/>
-              <w:bottom w:type="dxa" w:w="60"/>
+              <w:bottom w:type="dxa" w:w="80"/>
               <w:right w:type="dxa" w:w="120"/>
             </w:tcMar>
           </w:tcPr>
@@ -290,20 +293,213 @@
               <w:right w:val="single" w:color="CCCCCC" w:sz="1"/>
             </w:tcBorders>
             <w:tcMar>
-              <w:top w:type="dxa" w:w="60"/>
+              <w:top w:type="dxa" w:w="80"/>
               <w:left w:type="dxa" w:w="120"/>
-              <w:bottom w:type="dxa" w:w="60"/>
+              <w:bottom w:type="dxa" w:w="80"/>
               <w:right w:type="dxa" w:w="120"/>
             </w:tcMar>
           </w:tcPr>
           <w:p>
-            <w:r>
-              <w:rPr>
-                <w:rFonts w:ascii="Arial" w:cs="Arial" w:eastAsia="Arial" w:hAnsi="Arial"/>
-                <w:sz w:val="20"/>
-                <w:szCs w:val="20"/>
+            <w:pPr>
+              <w:spacing w:after="80" w:before="80"/>
+            </w:pPr>
+            <w:r>
+              <w:rPr>
+                <w:rFonts w:ascii="Arial" w:cs="Arial" w:eastAsia="Arial" w:hAnsi="Arial"/>
+                <w:b/>
+                <w:bCs/>
+                <w:i w:val="false"/>
+                <w:iCs w:val="false"/>
+                <w:color w:val="000000"/>
+                <w:sz w:val="22"/>
+                <w:szCs w:val="22"/>
               </w:rPr>
               <w:t xml:space="preserve">Bell Ringer / Review</w:t>
+            </w:r>
+            <w:r>
+              <w:rPr>
+                <w:rFonts w:ascii="Arial" w:cs="Arial" w:eastAsia="Arial" w:hAnsi="Arial"/>
+                <w:sz w:val="20"/>
+                <w:szCs w:val="20"/>
+              </w:rPr>
+              <w:br/>
+              <w:t xml:space="preserve"/>
+            </w:r>
+            <w:r>
+              <w:rPr>
+                <w:rFonts w:ascii="Arial" w:cs="Arial" w:eastAsia="Arial" w:hAnsi="Arial"/>
+                <w:sz w:val="20"/>
+                <w:szCs w:val="20"/>
+              </w:rPr>
+              <w:br/>
+              <w:t xml:space="preserve"/>
+            </w:r>
+            <w:r>
+              <w:rPr>
+                <w:rFonts w:ascii="Arial" w:cs="Arial" w:eastAsia="Arial" w:hAnsi="Arial"/>
+                <w:b/>
+                <w:bCs/>
+                <w:i w:val="false"/>
+                <w:iCs w:val="false"/>
+                <w:color w:val="000000"/>
+                <w:sz w:val="20"/>
+                <w:szCs w:val="20"/>
+              </w:rPr>
+              <w:t xml:space="preserve">Quick Write </w:t>
+            </w:r>
+            <w:r>
+              <w:rPr>
+                <w:rFonts w:ascii="Arial" w:cs="Arial" w:eastAsia="Arial" w:hAnsi="Arial"/>
+                <w:b w:val="false"/>
+                <w:bCs w:val="false"/>
+                <w:i w:val="false"/>
+                <w:iCs w:val="false"/>
+                <w:color w:val="000000"/>
+                <w:sz w:val="20"/>
+                <w:szCs w:val="20"/>
+              </w:rPr>
+              <w:t xml:space="preserve">(3 min — written or verbal):</w:t>
+            </w:r>
+            <w:r>
+              <w:rPr>
+                <w:rFonts w:ascii="Arial" w:cs="Arial" w:eastAsia="Arial" w:hAnsi="Arial"/>
+                <w:sz w:val="20"/>
+                <w:szCs w:val="20"/>
+              </w:rPr>
+              <w:br/>
+              <w:t xml:space="preserve"/>
+            </w:r>
+            <w:r>
+              <w:rPr>
+                <w:rFonts w:ascii="Arial" w:cs="Arial" w:eastAsia="Arial" w:hAnsi="Arial"/>
+                <w:b w:val="false"/>
+                <w:bCs w:val="false"/>
+                <w:i w:val="false"/>
+                <w:iCs w:val="false"/>
+                <w:color w:val="000000"/>
+                <w:sz w:val="20"/>
+                <w:szCs w:val="20"/>
+              </w:rPr>
+              <w:t xml:space="preserve">    What do you already know about how to use all three parameters of range() to create flexible counting patterns (start, stop, step)?</w:t>
+            </w:r>
+            <w:r>
+              <w:rPr>
+                <w:rFonts w:ascii="Arial" w:cs="Arial" w:eastAsia="Arial" w:hAnsi="Arial"/>
+                <w:sz w:val="20"/>
+                <w:szCs w:val="20"/>
+              </w:rPr>
+              <w:br/>
+              <w:t xml:space="preserve"/>
+            </w:r>
+            <w:r>
+              <w:rPr>
+                <w:rFonts w:ascii="Arial" w:cs="Arial" w:eastAsia="Arial" w:hAnsi="Arial"/>
+                <w:sz w:val="20"/>
+                <w:szCs w:val="20"/>
+              </w:rPr>
+              <w:br/>
+              <w:t xml:space="preserve"/>
+            </w:r>
+            <w:r>
+              <w:rPr>
+                <w:rFonts w:ascii="Arial" w:cs="Arial" w:eastAsia="Arial" w:hAnsi="Arial"/>
+                <w:b/>
+                <w:bCs/>
+                <w:i w:val="false"/>
+                <w:iCs w:val="false"/>
+                <w:color w:val="000000"/>
+                <w:sz w:val="20"/>
+                <w:szCs w:val="20"/>
+              </w:rPr>
+              <w:t xml:space="preserve">Vocabulary Preview — </w:t>
+            </w:r>
+            <w:r>
+              <w:rPr>
+                <w:rFonts w:ascii="Arial" w:cs="Arial" w:eastAsia="Arial" w:hAnsi="Arial"/>
+                <w:b w:val="false"/>
+                <w:bCs w:val="false"/>
+                <w:i w:val="false"/>
+                <w:iCs w:val="false"/>
+                <w:color w:val="000000"/>
+                <w:sz w:val="20"/>
+                <w:szCs w:val="20"/>
+              </w:rPr>
+              <w:t xml:space="preserve">terms we'll use today:</w:t>
+            </w:r>
+            <w:r>
+              <w:rPr>
+                <w:rFonts w:ascii="Arial" w:cs="Arial" w:eastAsia="Arial" w:hAnsi="Arial"/>
+                <w:sz w:val="20"/>
+                <w:szCs w:val="20"/>
+              </w:rPr>
+              <w:br/>
+              <w:t xml:space="preserve"/>
+            </w:r>
+            <w:r>
+              <w:rPr>
+                <w:rFonts w:ascii="Arial" w:cs="Arial" w:eastAsia="Arial" w:hAnsi="Arial"/>
+                <w:b w:val="false"/>
+                <w:bCs w:val="false"/>
+                <w:i w:val="false"/>
+                <w:iCs w:val="false"/>
+                <w:color w:val="000000"/>
+                <w:sz w:val="20"/>
+                <w:szCs w:val="20"/>
+              </w:rPr>
+              <w:t xml:space="preserve">    • range() with all three parameters   •   start   •   stop   •   step   •   Key Point   •   Examples</w:t>
+            </w:r>
+            <w:r>
+              <w:rPr>
+                <w:rFonts w:ascii="Arial" w:cs="Arial" w:eastAsia="Arial" w:hAnsi="Arial"/>
+                <w:sz w:val="20"/>
+                <w:szCs w:val="20"/>
+              </w:rPr>
+              <w:br/>
+              <w:t xml:space="preserve"/>
+            </w:r>
+            <w:r>
+              <w:rPr>
+                <w:rFonts w:ascii="Arial" w:cs="Arial" w:eastAsia="Arial" w:hAnsi="Arial"/>
+                <w:sz w:val="20"/>
+                <w:szCs w:val="20"/>
+              </w:rPr>
+              <w:br/>
+              <w:t xml:space="preserve"/>
+            </w:r>
+            <w:r>
+              <w:rPr>
+                <w:rFonts w:ascii="Arial" w:cs="Arial" w:eastAsia="Arial" w:hAnsi="Arial"/>
+                <w:b w:val="false"/>
+                <w:bCs w:val="false"/>
+                <w:i/>
+                <w:iCs/>
+                <w:color w:val="444444"/>
+                <w:sz w:val="20"/>
+                <w:szCs w:val="20"/>
+              </w:rPr>
+              <w:t xml:space="preserve">Today's Goal: By the end of class you will be able to use all three parameters of range() to create flexible counting patterns (start, stop, step).</w:t>
+            </w:r>
+            <w:r>
+              <w:rPr>
+                <w:rFonts w:ascii="Arial" w:cs="Arial" w:eastAsia="Arial" w:hAnsi="Arial"/>
+                <w:sz w:val="20"/>
+                <w:szCs w:val="20"/>
+              </w:rPr>
+              <w:br/>
+              <w:t xml:space="preserve"/>
+            </w:r>
+            <w:r>
+              <w:rPr>
+                <w:rFonts w:ascii="Arial" w:cs="Arial" w:eastAsia="Arial" w:hAnsi="Arial"/>
+                <w:b w:val="false"/>
+                <w:bCs w:val="false"/>
+                <w:i/>
+                <w:iCs/>
+                <w:color w:val="555555"/>
+                <w:sz w:val="20"/>
+                <w:szCs w:val="20"/>
+              </w:rPr>
+              <w:t xml:space="preserve">→ Pair-share your response, then 2–3 students share with the class.</w:t>
             </w:r>
           </w:p>
         </w:tc>
@@ -319,9 +515,9 @@
               <w:right w:val="single" w:color="CCCCCC" w:sz="1"/>
             </w:tcBorders>
             <w:tcMar>
-              <w:top w:type="dxa" w:w="60"/>
+              <w:top w:type="dxa" w:w="80"/>
               <w:left w:type="dxa" w:w="120"/>
-              <w:bottom w:type="dxa" w:w="60"/>
+              <w:bottom w:type="dxa" w:w="80"/>
               <w:right w:type="dxa" w:w="120"/>
             </w:tcMar>
           </w:tcPr>
@@ -348,20 +544,424 @@
               <w:right w:val="single" w:color="CCCCCC" w:sz="1"/>
             </w:tcBorders>
             <w:tcMar>
-              <w:top w:type="dxa" w:w="60"/>
+              <w:top w:type="dxa" w:w="80"/>
               <w:left w:type="dxa" w:w="120"/>
-              <w:bottom w:type="dxa" w:w="60"/>
+              <w:bottom w:type="dxa" w:w="80"/>
               <w:right w:type="dxa" w:w="120"/>
             </w:tcMar>
           </w:tcPr>
           <w:p>
-            <w:r>
-              <w:rPr>
-                <w:rFonts w:ascii="Arial" w:cs="Arial" w:eastAsia="Arial" w:hAnsi="Arial"/>
-                <w:sz w:val="20"/>
-                <w:szCs w:val="20"/>
-              </w:rPr>
-              <w:t xml:space="preserve">Mini Lesson: range(start, stop, step) — Flexible Counting</w:t>
+            <w:pPr>
+              <w:spacing w:after="80" w:before="80"/>
+            </w:pPr>
+            <w:r>
+              <w:rPr>
+                <w:rFonts w:ascii="Arial" w:cs="Arial" w:eastAsia="Arial" w:hAnsi="Arial"/>
+                <w:b/>
+                <w:bCs/>
+                <w:i w:val="false"/>
+                <w:iCs w:val="false"/>
+                <w:color w:val="000000"/>
+                <w:sz w:val="22"/>
+                <w:szCs w:val="22"/>
+              </w:rPr>
+              <w:t xml:space="preserve">Mini Lesson: </w:t>
+            </w:r>
+            <w:r>
+              <w:rPr>
+                <w:rFonts w:ascii="Arial" w:cs="Arial" w:eastAsia="Arial" w:hAnsi="Arial"/>
+                <w:b w:val="false"/>
+                <w:bCs w:val="false"/>
+                <w:i w:val="false"/>
+                <w:iCs w:val="false"/>
+                <w:color w:val="000000"/>
+                <w:sz w:val="22"/>
+                <w:szCs w:val="22"/>
+              </w:rPr>
+              <w:t xml:space="preserve">range(start, stop, step) — Flexible Counting</w:t>
+            </w:r>
+            <w:r>
+              <w:rPr>
+                <w:rFonts w:ascii="Arial" w:cs="Arial" w:eastAsia="Arial" w:hAnsi="Arial"/>
+                <w:sz w:val="20"/>
+                <w:szCs w:val="20"/>
+              </w:rPr>
+              <w:br/>
+              <w:t xml:space="preserve"/>
+            </w:r>
+            <w:r>
+              <w:rPr>
+                <w:rFonts w:ascii="Arial" w:cs="Arial" w:eastAsia="Arial" w:hAnsi="Arial"/>
+                <w:sz w:val="20"/>
+                <w:szCs w:val="20"/>
+              </w:rPr>
+              <w:br/>
+              <w:t xml:space="preserve"/>
+            </w:r>
+            <w:r>
+              <w:rPr>
+                <w:rFonts w:ascii="Arial" w:cs="Arial" w:eastAsia="Arial" w:hAnsi="Arial"/>
+                <w:b/>
+                <w:bCs/>
+                <w:i/>
+                <w:iCs/>
+                <w:color w:val="000000"/>
+                <w:sz w:val="20"/>
+                <w:szCs w:val="20"/>
+              </w:rPr>
+              <w:t xml:space="preserve">Learning Target: </w:t>
+            </w:r>
+            <w:r>
+              <w:rPr>
+                <w:rFonts w:ascii="Arial" w:cs="Arial" w:eastAsia="Arial" w:hAnsi="Arial"/>
+                <w:b w:val="false"/>
+                <w:bCs w:val="false"/>
+                <w:i/>
+                <w:iCs/>
+                <w:color w:val="333333"/>
+                <w:sz w:val="20"/>
+                <w:szCs w:val="20"/>
+              </w:rPr>
+              <w:t xml:space="preserve">I can use all three parameters of range() to create flexible counting patterns (start, stop, step).</w:t>
+            </w:r>
+            <w:r>
+              <w:rPr>
+                <w:rFonts w:ascii="Arial" w:cs="Arial" w:eastAsia="Arial" w:hAnsi="Arial"/>
+                <w:sz w:val="20"/>
+                <w:szCs w:val="20"/>
+              </w:rPr>
+              <w:br/>
+              <w:t xml:space="preserve"/>
+            </w:r>
+            <w:r>
+              <w:rPr>
+                <w:rFonts w:ascii="Arial" w:cs="Arial" w:eastAsia="Arial" w:hAnsi="Arial"/>
+                <w:sz w:val="20"/>
+                <w:szCs w:val="20"/>
+              </w:rPr>
+              <w:br/>
+              <w:t xml:space="preserve"/>
+            </w:r>
+            <w:r>
+              <w:rPr>
+                <w:rFonts w:ascii="Arial" w:cs="Arial" w:eastAsia="Arial" w:hAnsi="Arial"/>
+                <w:b w:val="false"/>
+                <w:bCs w:val="false"/>
+                <w:i w:val="false"/>
+                <w:iCs w:val="false"/>
+                <w:color w:val="000000"/>
+                <w:sz w:val="20"/>
+                <w:szCs w:val="20"/>
+              </w:rPr>
+              <w:t xml:space="preserve">range() with all three parameters:</w:t>
+            </w:r>
+            <w:r>
+              <w:rPr>
+                <w:rFonts w:ascii="Arial" w:cs="Arial" w:eastAsia="Arial" w:hAnsi="Arial"/>
+                <w:sz w:val="20"/>
+                <w:szCs w:val="20"/>
+              </w:rPr>
+              <w:br/>
+              <w:t xml:space="preserve"/>
+            </w:r>
+            <w:r>
+              <w:rPr>
+                <w:rFonts w:ascii="Arial" w:cs="Arial" w:eastAsia="Arial" w:hAnsi="Arial"/>
+                <w:b w:val="false"/>
+                <w:bCs w:val="false"/>
+                <w:i w:val="false"/>
+                <w:iCs w:val="false"/>
+                <w:color w:val="000000"/>
+                <w:sz w:val="20"/>
+                <w:szCs w:val="20"/>
+              </w:rPr>
+              <w:t xml:space="preserve">Key Point: The stop value is NOT included. range(1, 5) gives 1, 2, 3, 4 (not 5).</w:t>
+            </w:r>
+            <w:r>
+              <w:rPr>
+                <w:rFonts w:ascii="Arial" w:cs="Arial" w:eastAsia="Arial" w:hAnsi="Arial"/>
+                <w:sz w:val="20"/>
+                <w:szCs w:val="20"/>
+              </w:rPr>
+              <w:br/>
+              <w:t xml:space="preserve"/>
+            </w:r>
+            <w:r>
+              <w:rPr>
+                <w:rFonts w:ascii="Arial" w:cs="Arial" w:eastAsia="Arial" w:hAnsi="Arial"/>
+                <w:sz w:val="20"/>
+                <w:szCs w:val="20"/>
+              </w:rPr>
+              <w:br/>
+              <w:t xml:space="preserve"/>
+            </w:r>
+            <w:r>
+              <w:rPr>
+                <w:rFonts w:ascii="Arial" w:cs="Arial" w:eastAsia="Arial" w:hAnsi="Arial"/>
+                <w:b/>
+                <w:bCs/>
+                <w:i w:val="false"/>
+                <w:iCs w:val="false"/>
+                <w:color w:val="000000"/>
+                <w:sz w:val="20"/>
+                <w:szCs w:val="20"/>
+              </w:rPr>
+              <w:t xml:space="preserve">Key Concepts:</w:t>
+            </w:r>
+            <w:r>
+              <w:rPr>
+                <w:rFonts w:ascii="Arial" w:cs="Arial" w:eastAsia="Arial" w:hAnsi="Arial"/>
+                <w:sz w:val="20"/>
+                <w:szCs w:val="20"/>
+              </w:rPr>
+              <w:br/>
+              <w:t xml:space="preserve"/>
+            </w:r>
+            <w:r>
+              <w:rPr>
+                <w:rFonts w:ascii="Arial" w:cs="Arial" w:eastAsia="Arial" w:hAnsi="Arial"/>
+                <w:b w:val="false"/>
+                <w:bCs w:val="false"/>
+                <w:i w:val="false"/>
+                <w:iCs w:val="false"/>
+                <w:color w:val="000000"/>
+                <w:sz w:val="20"/>
+                <w:szCs w:val="20"/>
+              </w:rPr>
+              <w:t xml:space="preserve">    • start: Where to begin (default 0)</w:t>
+            </w:r>
+            <w:r>
+              <w:rPr>
+                <w:rFonts w:ascii="Arial" w:cs="Arial" w:eastAsia="Arial" w:hAnsi="Arial"/>
+                <w:sz w:val="20"/>
+                <w:szCs w:val="20"/>
+              </w:rPr>
+              <w:br/>
+              <w:t xml:space="preserve"/>
+            </w:r>
+            <w:r>
+              <w:rPr>
+                <w:rFonts w:ascii="Arial" w:cs="Arial" w:eastAsia="Arial" w:hAnsi="Arial"/>
+                <w:b w:val="false"/>
+                <w:bCs w:val="false"/>
+                <w:i w:val="false"/>
+                <w:iCs w:val="false"/>
+                <w:color w:val="000000"/>
+                <w:sz w:val="20"/>
+                <w:szCs w:val="20"/>
+              </w:rPr>
+              <w:t xml:space="preserve">    • stop: Where to stop (exclusive—doesn't include this number)</w:t>
+            </w:r>
+            <w:r>
+              <w:rPr>
+                <w:rFonts w:ascii="Arial" w:cs="Arial" w:eastAsia="Arial" w:hAnsi="Arial"/>
+                <w:sz w:val="20"/>
+                <w:szCs w:val="20"/>
+              </w:rPr>
+              <w:br/>
+              <w:t xml:space="preserve"/>
+            </w:r>
+            <w:r>
+              <w:rPr>
+                <w:rFonts w:ascii="Arial" w:cs="Arial" w:eastAsia="Arial" w:hAnsi="Arial"/>
+                <w:b w:val="false"/>
+                <w:bCs w:val="false"/>
+                <w:i w:val="false"/>
+                <w:iCs w:val="false"/>
+                <w:color w:val="000000"/>
+                <w:sz w:val="20"/>
+                <w:szCs w:val="20"/>
+              </w:rPr>
+              <w:t xml:space="preserve">    • step: Increment/decrement each iteration (default 1, can be negative)</w:t>
+            </w:r>
+            <w:r>
+              <w:rPr>
+                <w:rFonts w:ascii="Arial" w:cs="Arial" w:eastAsia="Arial" w:hAnsi="Arial"/>
+                <w:sz w:val="20"/>
+                <w:szCs w:val="20"/>
+              </w:rPr>
+              <w:br/>
+              <w:t xml:space="preserve"/>
+            </w:r>
+            <w:r>
+              <w:rPr>
+                <w:rFonts w:ascii="Arial" w:cs="Arial" w:eastAsia="Arial" w:hAnsi="Arial"/>
+                <w:b w:val="false"/>
+                <w:bCs w:val="false"/>
+                <w:i w:val="false"/>
+                <w:iCs w:val="false"/>
+                <w:color w:val="000000"/>
+                <w:sz w:val="20"/>
+                <w:szCs w:val="20"/>
+              </w:rPr>
+              <w:t xml:space="preserve">    • Positive step: counts up</w:t>
+            </w:r>
+            <w:r>
+              <w:rPr>
+                <w:rFonts w:ascii="Arial" w:cs="Arial" w:eastAsia="Arial" w:hAnsi="Arial"/>
+                <w:sz w:val="20"/>
+                <w:szCs w:val="20"/>
+              </w:rPr>
+              <w:br/>
+              <w:t xml:space="preserve"/>
+            </w:r>
+            <w:r>
+              <w:rPr>
+                <w:rFonts w:ascii="Arial" w:cs="Arial" w:eastAsia="Arial" w:hAnsi="Arial"/>
+                <w:b w:val="false"/>
+                <w:bCs w:val="false"/>
+                <w:i w:val="false"/>
+                <w:iCs w:val="false"/>
+                <w:color w:val="000000"/>
+                <w:sz w:val="20"/>
+                <w:szCs w:val="20"/>
+              </w:rPr>
+              <w:t xml:space="preserve">    • Negative step: counts down (start must be larger than stop)</w:t>
+            </w:r>
+            <w:r>
+              <w:rPr>
+                <w:rFonts w:ascii="Arial" w:cs="Arial" w:eastAsia="Arial" w:hAnsi="Arial"/>
+                <w:sz w:val="20"/>
+                <w:szCs w:val="20"/>
+              </w:rPr>
+              <w:br/>
+              <w:t xml:space="preserve"/>
+            </w:r>
+            <w:r>
+              <w:rPr>
+                <w:rFonts w:ascii="Arial" w:cs="Arial" w:eastAsia="Arial" w:hAnsi="Arial"/>
+                <w:b w:val="false"/>
+                <w:bCs w:val="false"/>
+                <w:i w:val="false"/>
+                <w:iCs w:val="false"/>
+                <w:color w:val="000000"/>
+                <w:sz w:val="20"/>
+                <w:szCs w:val="20"/>
+              </w:rPr>
+              <w:t xml:space="preserve">    • Step &gt; 1: skip values</w:t>
+            </w:r>
+            <w:r>
+              <w:rPr>
+                <w:rFonts w:ascii="Arial" w:cs="Arial" w:eastAsia="Arial" w:hAnsi="Arial"/>
+                <w:sz w:val="20"/>
+                <w:szCs w:val="20"/>
+              </w:rPr>
+              <w:br/>
+              <w:t xml:space="preserve"/>
+            </w:r>
+            <w:r>
+              <w:rPr>
+                <w:rFonts w:ascii="Arial" w:cs="Arial" w:eastAsia="Arial" w:hAnsi="Arial"/>
+                <w:sz w:val="20"/>
+                <w:szCs w:val="20"/>
+              </w:rPr>
+              <w:br/>
+              <w:t xml:space="preserve"/>
+            </w:r>
+            <w:r>
+              <w:rPr>
+                <w:rFonts w:ascii="Arial" w:cs="Arial" w:eastAsia="Arial" w:hAnsi="Arial"/>
+                <w:b/>
+                <w:bCs/>
+                <w:i w:val="false"/>
+                <w:iCs w:val="false"/>
+                <w:color w:val="000000"/>
+                <w:sz w:val="20"/>
+                <w:szCs w:val="20"/>
+              </w:rPr>
+              <w:t xml:space="preserve">Vocabulary: </w:t>
+            </w:r>
+            <w:r>
+              <w:rPr>
+                <w:rFonts w:ascii="Arial" w:cs="Arial" w:eastAsia="Arial" w:hAnsi="Arial"/>
+                <w:b w:val="false"/>
+                <w:bCs w:val="false"/>
+                <w:i w:val="false"/>
+                <w:iCs w:val="false"/>
+                <w:color w:val="000000"/>
+                <w:sz w:val="20"/>
+                <w:szCs w:val="20"/>
+              </w:rPr>
+              <w:t xml:space="preserve">range() with all three parameters, start, stop, step, Key Point, Examples</w:t>
+            </w:r>
+            <w:r>
+              <w:rPr>
+                <w:rFonts w:ascii="Arial" w:cs="Arial" w:eastAsia="Arial" w:hAnsi="Arial"/>
+                <w:sz w:val="20"/>
+                <w:szCs w:val="20"/>
+              </w:rPr>
+              <w:br/>
+              <w:t xml:space="preserve"/>
+            </w:r>
+            <w:r>
+              <w:rPr>
+                <w:rFonts w:ascii="Arial" w:cs="Arial" w:eastAsia="Arial" w:hAnsi="Arial"/>
+                <w:sz w:val="20"/>
+                <w:szCs w:val="20"/>
+              </w:rPr>
+              <w:br/>
+              <w:t xml:space="preserve"/>
+            </w:r>
+            <w:r>
+              <w:rPr>
+                <w:rFonts w:ascii="Arial" w:cs="Arial" w:eastAsia="Arial" w:hAnsi="Arial"/>
+                <w:b/>
+                <w:bCs/>
+                <w:i/>
+                <w:iCs/>
+                <w:color w:val="555555"/>
+                <w:sz w:val="20"/>
+                <w:szCs w:val="20"/>
+              </w:rPr>
+              <w:t xml:space="preserve">→ Live Demo — </w:t>
+            </w:r>
+            <w:r>
+              <w:rPr>
+                <w:rFonts w:ascii="Arial" w:cs="Arial" w:eastAsia="Arial" w:hAnsi="Arial"/>
+                <w:b w:val="false"/>
+                <w:bCs w:val="false"/>
+                <w:i/>
+                <w:iCs/>
+                <w:color w:val="555555"/>
+                <w:sz w:val="20"/>
+                <w:szCs w:val="20"/>
+              </w:rPr>
+              <w:t xml:space="preserve">type examples as students follow along in their own editor.</w:t>
+            </w:r>
+            <w:r>
+              <w:rPr>
+                <w:rFonts w:ascii="Arial" w:cs="Arial" w:eastAsia="Arial" w:hAnsi="Arial"/>
+                <w:sz w:val="20"/>
+                <w:szCs w:val="20"/>
+              </w:rPr>
+              <w:br/>
+              <w:t xml:space="preserve"/>
+            </w:r>
+            <w:r>
+              <w:rPr>
+                <w:rFonts w:ascii="Arial" w:cs="Arial" w:eastAsia="Arial" w:hAnsi="Arial"/>
+                <w:b/>
+                <w:bCs/>
+                <w:i/>
+                <w:iCs/>
+                <w:color w:val="555555"/>
+                <w:sz w:val="20"/>
+                <w:szCs w:val="20"/>
+              </w:rPr>
+              <w:t xml:space="preserve">→ Check for Understanding: </w:t>
+            </w:r>
+            <w:r>
+              <w:rPr>
+                <w:rFonts w:ascii="Arial" w:cs="Arial" w:eastAsia="Arial" w:hAnsi="Arial"/>
+                <w:b w:val="false"/>
+                <w:bCs w:val="false"/>
+                <w:i/>
+                <w:iCs/>
+                <w:color w:val="555555"/>
+                <w:sz w:val="20"/>
+                <w:szCs w:val="20"/>
+              </w:rPr>
+              <w:t xml:space="preserve">pause and cold-call: “Can someone explain what we just did in their own words?”</w:t>
             </w:r>
           </w:p>
         </w:tc>
@@ -377,9 +977,9 @@
               <w:right w:val="single" w:color="CCCCCC" w:sz="1"/>
             </w:tcBorders>
             <w:tcMar>
-              <w:top w:type="dxa" w:w="60"/>
+              <w:top w:type="dxa" w:w="80"/>
               <w:left w:type="dxa" w:w="120"/>
-              <w:bottom w:type="dxa" w:w="60"/>
+              <w:bottom w:type="dxa" w:w="80"/>
               <w:right w:type="dxa" w:w="120"/>
             </w:tcMar>
           </w:tcPr>
@@ -406,20 +1006,90 @@
               <w:right w:val="single" w:color="CCCCCC" w:sz="1"/>
             </w:tcBorders>
             <w:tcMar>
-              <w:top w:type="dxa" w:w="60"/>
+              <w:top w:type="dxa" w:w="80"/>
               <w:left w:type="dxa" w:w="120"/>
-              <w:bottom w:type="dxa" w:w="60"/>
+              <w:bottom w:type="dxa" w:w="80"/>
               <w:right w:type="dxa" w:w="120"/>
             </w:tcMar>
           </w:tcPr>
           <w:p>
-            <w:r>
-              <w:rPr>
-                <w:rFonts w:ascii="Arial" w:cs="Arial" w:eastAsia="Arial" w:hAnsi="Arial"/>
-                <w:sz w:val="20"/>
-                <w:szCs w:val="20"/>
+            <w:pPr>
+              <w:spacing w:after="80" w:before="80"/>
+            </w:pPr>
+            <w:r>
+              <w:rPr>
+                <w:rFonts w:ascii="Arial" w:cs="Arial" w:eastAsia="Arial" w:hAnsi="Arial"/>
+                <w:b/>
+                <w:bCs/>
+                <w:i w:val="false"/>
+                <w:iCs w:val="false"/>
+                <w:color w:val="000000"/>
+                <w:sz w:val="22"/>
+                <w:szCs w:val="22"/>
               </w:rPr>
               <w:t xml:space="preserve">Guided Practice</w:t>
+            </w:r>
+            <w:r>
+              <w:rPr>
+                <w:rFonts w:ascii="Arial" w:cs="Arial" w:eastAsia="Arial" w:hAnsi="Arial"/>
+                <w:sz w:val="20"/>
+                <w:szCs w:val="20"/>
+              </w:rPr>
+              <w:br/>
+              <w:t xml:space="preserve"/>
+            </w:r>
+            <w:r>
+              <w:rPr>
+                <w:rFonts w:ascii="Arial" w:cs="Arial" w:eastAsia="Arial" w:hAnsi="Arial"/>
+                <w:sz w:val="20"/>
+                <w:szCs w:val="20"/>
+              </w:rPr>
+              <w:br/>
+              <w:t xml:space="preserve"/>
+            </w:r>
+            <w:r>
+              <w:rPr>
+                <w:rFonts w:ascii="Arial" w:cs="Arial" w:eastAsia="Arial" w:hAnsi="Arial"/>
+                <w:b w:val="false"/>
+                <w:bCs w:val="false"/>
+                <w:i w:val="false"/>
+                <w:iCs w:val="false"/>
+                <w:color w:val="000000"/>
+                <w:sz w:val="20"/>
+                <w:szCs w:val="20"/>
+              </w:rPr>
+              <w:t xml:space="preserve">Write a program that:</w:t>
+            </w:r>
+            <w:r>
+              <w:rPr>
+                <w:rFonts w:ascii="Arial" w:cs="Arial" w:eastAsia="Arial" w:hAnsi="Arial"/>
+                <w:sz w:val="20"/>
+                <w:szCs w:val="20"/>
+              </w:rPr>
+              <w:br/>
+              <w:t xml:space="preserve"/>
+            </w:r>
+            <w:r>
+              <w:rPr>
+                <w:rFonts w:ascii="Arial" w:cs="Arial" w:eastAsia="Arial" w:hAnsi="Arial"/>
+                <w:sz w:val="20"/>
+                <w:szCs w:val="20"/>
+              </w:rPr>
+              <w:br/>
+              <w:t xml:space="preserve"/>
+            </w:r>
+            <w:r>
+              <w:rPr>
+                <w:rFonts w:ascii="Arial" w:cs="Arial" w:eastAsia="Arial" w:hAnsi="Arial"/>
+                <w:b w:val="false"/>
+                <w:bCs w:val="false"/>
+                <w:i/>
+                <w:iCs/>
+                <w:color w:val="555555"/>
+                <w:sz w:val="20"/>
+                <w:szCs w:val="20"/>
+              </w:rPr>
+              <w:t xml:space="preserve">→ Teacher models — students try alongside, then compare results.</w:t>
             </w:r>
           </w:p>
         </w:tc>
@@ -435,9 +1105,9 @@
               <w:right w:val="single" w:color="CCCCCC" w:sz="1"/>
             </w:tcBorders>
             <w:tcMar>
-              <w:top w:type="dxa" w:w="60"/>
+              <w:top w:type="dxa" w:w="80"/>
               <w:left w:type="dxa" w:w="120"/>
-              <w:bottom w:type="dxa" w:w="60"/>
+              <w:bottom w:type="dxa" w:w="80"/>
               <w:right w:type="dxa" w:w="120"/>
             </w:tcMar>
           </w:tcPr>
@@ -450,7 +1120,7 @@
                 <w:sz w:val="20"/>
                 <w:szCs w:val="20"/>
               </w:rPr>
-              <w:t xml:space="preserve">15-20 min</w:t>
+              <w:t xml:space="preserve">15–20 min</w:t>
             </w:r>
           </w:p>
         </w:tc>
@@ -464,20 +1134,164 @@
               <w:right w:val="single" w:color="CCCCCC" w:sz="1"/>
             </w:tcBorders>
             <w:tcMar>
-              <w:top w:type="dxa" w:w="60"/>
+              <w:top w:type="dxa" w:w="80"/>
               <w:left w:type="dxa" w:w="120"/>
-              <w:bottom w:type="dxa" w:w="60"/>
+              <w:bottom w:type="dxa" w:w="80"/>
               <w:right w:type="dxa" w:w="120"/>
             </w:tcMar>
           </w:tcPr>
           <w:p>
-            <w:r>
-              <w:rPr>
-                <w:rFonts w:ascii="Arial" w:cs="Arial" w:eastAsia="Arial" w:hAnsi="Arial"/>
-                <w:sz w:val="20"/>
-                <w:szCs w:val="20"/>
+            <w:pPr>
+              <w:spacing w:after="80" w:before="80"/>
+            </w:pPr>
+            <w:r>
+              <w:rPr>
+                <w:rFonts w:ascii="Arial" w:cs="Arial" w:eastAsia="Arial" w:hAnsi="Arial"/>
+                <w:b/>
+                <w:bCs/>
+                <w:i w:val="false"/>
+                <w:iCs w:val="false"/>
+                <w:color w:val="000000"/>
+                <w:sz w:val="22"/>
+                <w:szCs w:val="22"/>
               </w:rPr>
               <w:t xml:space="preserve">Independent Practice / Code Along</w:t>
+            </w:r>
+            <w:r>
+              <w:rPr>
+                <w:rFonts w:ascii="Arial" w:cs="Arial" w:eastAsia="Arial" w:hAnsi="Arial"/>
+                <w:sz w:val="20"/>
+                <w:szCs w:val="20"/>
+              </w:rPr>
+              <w:br/>
+              <w:t xml:space="preserve"/>
+            </w:r>
+            <w:r>
+              <w:rPr>
+                <w:rFonts w:ascii="Arial" w:cs="Arial" w:eastAsia="Arial" w:hAnsi="Arial"/>
+                <w:b/>
+                <w:bCs/>
+                <w:i w:val="false"/>
+                <w:iCs w:val="false"/>
+                <w:color w:val="000000"/>
+                <w:sz w:val="20"/>
+                <w:szCs w:val="20"/>
+              </w:rPr>
+              <w:t xml:space="preserve">    Beginner: </w:t>
+            </w:r>
+            <w:r>
+              <w:rPr>
+                <w:rFonts w:ascii="Arial" w:cs="Arial" w:eastAsia="Arial" w:hAnsi="Arial"/>
+                <w:b w:val="false"/>
+                <w:bCs w:val="false"/>
+                <w:i w:val="false"/>
+                <w:iCs w:val="false"/>
+                <w:color w:val="000000"/>
+                <w:sz w:val="20"/>
+                <w:szCs w:val="20"/>
+              </w:rPr>
+              <w:t xml:space="preserve">Write a for loop that prints all numbers from 1 to 50 by 5s (1, 6, 11, 16, ...).</w:t>
+            </w:r>
+            <w:r>
+              <w:rPr>
+                <w:rFonts w:ascii="Arial" w:cs="Arial" w:eastAsia="Arial" w:hAnsi="Arial"/>
+                <w:sz w:val="20"/>
+                <w:szCs w:val="20"/>
+              </w:rPr>
+              <w:br/>
+              <w:t xml:space="preserve"/>
+            </w:r>
+            <w:r>
+              <w:rPr>
+                <w:rFonts w:ascii="Arial" w:cs="Arial" w:eastAsia="Arial" w:hAnsi="Arial"/>
+                <w:b/>
+                <w:bCs/>
+                <w:i w:val="false"/>
+                <w:iCs w:val="false"/>
+                <w:color w:val="000000"/>
+                <w:sz w:val="20"/>
+                <w:szCs w:val="20"/>
+              </w:rPr>
+              <w:t xml:space="preserve">    Intermediate: </w:t>
+            </w:r>
+            <w:r>
+              <w:rPr>
+                <w:rFonts w:ascii="Arial" w:cs="Arial" w:eastAsia="Arial" w:hAnsi="Arial"/>
+                <w:b w:val="false"/>
+                <w:bCs w:val="false"/>
+                <w:i w:val="false"/>
+                <w:iCs w:val="false"/>
+                <w:color w:val="000000"/>
+                <w:sz w:val="20"/>
+                <w:szCs w:val="20"/>
+              </w:rPr>
+              <w:t xml:space="preserve">Write a program that asks the user for a number, then prints all multiples of that number up to 100. For example, if they enter 7, print: 7,…</w:t>
+            </w:r>
+            <w:r>
+              <w:rPr>
+                <w:rFonts w:ascii="Arial" w:cs="Arial" w:eastAsia="Arial" w:hAnsi="Arial"/>
+                <w:sz w:val="20"/>
+                <w:szCs w:val="20"/>
+              </w:rPr>
+              <w:br/>
+              <w:t xml:space="preserve"/>
+            </w:r>
+            <w:r>
+              <w:rPr>
+                <w:rFonts w:ascii="Arial" w:cs="Arial" w:eastAsia="Arial" w:hAnsi="Arial"/>
+                <w:b/>
+                <w:bCs/>
+                <w:i w:val="false"/>
+                <w:iCs w:val="false"/>
+                <w:color w:val="000000"/>
+                <w:sz w:val="20"/>
+                <w:szCs w:val="20"/>
+              </w:rPr>
+              <w:t xml:space="preserve">    Challenge: </w:t>
+            </w:r>
+            <w:r>
+              <w:rPr>
+                <w:rFonts w:ascii="Arial" w:cs="Arial" w:eastAsia="Arial" w:hAnsi="Arial"/>
+                <w:b w:val="false"/>
+                <w:bCs w:val="false"/>
+                <w:i w:val="false"/>
+                <w:iCs w:val="false"/>
+                <w:color w:val="000000"/>
+                <w:sz w:val="20"/>
+                <w:szCs w:val="20"/>
+              </w:rPr>
+              <w:t xml:space="preserve">Write a program that prints a "countdown" pattern: - First iteration: 10, 9, 8, 7, 6, 5, 4, 3, 2, 1 - Second iteration: 9, 8, 7, 6, 5, 4, 3,…</w:t>
+            </w:r>
+            <w:r>
+              <w:rPr>
+                <w:rFonts w:ascii="Arial" w:cs="Arial" w:eastAsia="Arial" w:hAnsi="Arial"/>
+                <w:sz w:val="20"/>
+                <w:szCs w:val="20"/>
+              </w:rPr>
+              <w:br/>
+              <w:t xml:space="preserve"/>
+            </w:r>
+            <w:r>
+              <w:rPr>
+                <w:rFonts w:ascii="Arial" w:cs="Arial" w:eastAsia="Arial" w:hAnsi="Arial"/>
+                <w:sz w:val="20"/>
+                <w:szCs w:val="20"/>
+              </w:rPr>
+              <w:br/>
+              <w:t xml:space="preserve"/>
+            </w:r>
+            <w:r>
+              <w:rPr>
+                <w:rFonts w:ascii="Arial" w:cs="Arial" w:eastAsia="Arial" w:hAnsi="Arial"/>
+                <w:b w:val="false"/>
+                <w:bCs w:val="false"/>
+                <w:i/>
+                <w:iCs/>
+                <w:color w:val="555555"/>
+                <w:sz w:val="20"/>
+                <w:szCs w:val="20"/>
+              </w:rPr>
+              <w:t xml:space="preserve">→ Teacher circulates — offer hints, check for understanding.</w:t>
             </w:r>
           </w:p>
         </w:tc>
@@ -493,9 +1307,9 @@
               <w:right w:val="single" w:color="CCCCCC" w:sz="1"/>
             </w:tcBorders>
             <w:tcMar>
-              <w:top w:type="dxa" w:w="60"/>
+              <w:top w:type="dxa" w:w="80"/>
               <w:left w:type="dxa" w:w="120"/>
-              <w:bottom w:type="dxa" w:w="60"/>
+              <w:bottom w:type="dxa" w:w="80"/>
               <w:right w:type="dxa" w:w="120"/>
             </w:tcMar>
           </w:tcPr>
@@ -522,20 +1336,90 @@
               <w:right w:val="single" w:color="CCCCCC" w:sz="1"/>
             </w:tcBorders>
             <w:tcMar>
-              <w:top w:type="dxa" w:w="60"/>
+              <w:top w:type="dxa" w:w="80"/>
               <w:left w:type="dxa" w:w="120"/>
-              <w:bottom w:type="dxa" w:w="60"/>
+              <w:bottom w:type="dxa" w:w="80"/>
               <w:right w:type="dxa" w:w="120"/>
             </w:tcMar>
           </w:tcPr>
           <w:p>
-            <w:r>
-              <w:rPr>
-                <w:rFonts w:ascii="Arial" w:cs="Arial" w:eastAsia="Arial" w:hAnsi="Arial"/>
-                <w:sz w:val="20"/>
-                <w:szCs w:val="20"/>
+            <w:pPr>
+              <w:spacing w:after="80" w:before="80"/>
+            </w:pPr>
+            <w:r>
+              <w:rPr>
+                <w:rFonts w:ascii="Arial" w:cs="Arial" w:eastAsia="Arial" w:hAnsi="Arial"/>
+                <w:b/>
+                <w:bCs/>
+                <w:i w:val="false"/>
+                <w:iCs w:val="false"/>
+                <w:color w:val="000000"/>
+                <w:sz w:val="22"/>
+                <w:szCs w:val="22"/>
               </w:rPr>
               <w:t xml:space="preserve">Exit Ticket / Wrap-Up</w:t>
+            </w:r>
+            <w:r>
+              <w:rPr>
+                <w:rFonts w:ascii="Arial" w:cs="Arial" w:eastAsia="Arial" w:hAnsi="Arial"/>
+                <w:sz w:val="20"/>
+                <w:szCs w:val="20"/>
+              </w:rPr>
+              <w:br/>
+              <w:t xml:space="preserve"/>
+            </w:r>
+            <w:r>
+              <w:rPr>
+                <w:rFonts w:ascii="Arial" w:cs="Arial" w:eastAsia="Arial" w:hAnsi="Arial"/>
+                <w:sz w:val="20"/>
+                <w:szCs w:val="20"/>
+              </w:rPr>
+              <w:br/>
+              <w:t xml:space="preserve"/>
+            </w:r>
+            <w:r>
+              <w:rPr>
+                <w:rFonts w:ascii="Arial" w:cs="Arial" w:eastAsia="Arial" w:hAnsi="Arial"/>
+                <w:b w:val="false"/>
+                <w:bCs w:val="false"/>
+                <w:i w:val="false"/>
+                <w:iCs w:val="false"/>
+                <w:color w:val="000000"/>
+                <w:sz w:val="20"/>
+                <w:szCs w:val="20"/>
+              </w:rPr>
+              <w:t xml:space="preserve">Quick Check: Use all three parameters of range() to create flexible counting patterns (start, stop, step)?</w:t>
+            </w:r>
+            <w:r>
+              <w:rPr>
+                <w:rFonts w:ascii="Arial" w:cs="Arial" w:eastAsia="Arial" w:hAnsi="Arial"/>
+                <w:sz w:val="20"/>
+                <w:szCs w:val="20"/>
+              </w:rPr>
+              <w:br/>
+              <w:t xml:space="preserve"/>
+            </w:r>
+            <w:r>
+              <w:rPr>
+                <w:rFonts w:ascii="Arial" w:cs="Arial" w:eastAsia="Arial" w:hAnsi="Arial"/>
+                <w:sz w:val="20"/>
+                <w:szCs w:val="20"/>
+              </w:rPr>
+              <w:br/>
+              <w:t xml:space="preserve"/>
+            </w:r>
+            <w:r>
+              <w:rPr>
+                <w:rFonts w:ascii="Arial" w:cs="Arial" w:eastAsia="Arial" w:hAnsi="Arial"/>
+                <w:b w:val="false"/>
+                <w:bCs w:val="false"/>
+                <w:i/>
+                <w:iCs/>
+                <w:color w:val="555555"/>
+                <w:sz w:val="20"/>
+                <w:szCs w:val="20"/>
+              </w:rPr>
+              <w:t xml:space="preserve">→ 3–2–1: Name 3 things learned, 2 new vocab words, 1 question you still have.</w:t>
             </w:r>
           </w:p>
         </w:tc>
@@ -976,19 +1860,6 @@
                 <w:sz w:val="18"/>
                 <w:szCs w:val="18"/>
               </w:rPr>
-              <w:t xml:space="preserve"># Example 1: Count by 2s</w:t>
-            </w:r>
-          </w:p>
-          <w:p>
-            <w:pPr>
-              <w:spacing w:after="20"/>
-            </w:pPr>
-            <w:r>
-              <w:rPr>
-                <w:rFonts w:ascii="Courier New" w:cs="Courier New" w:eastAsia="Courier New" w:hAnsi="Courier New"/>
-                <w:sz w:val="18"/>
-                <w:szCs w:val="18"/>
-              </w:rPr>
               <w:t xml:space="preserve">print("Even numbers 0-10:")</w:t>
             </w:r>
           </w:p>
@@ -1054,7 +1925,7 @@
                 <w:sz w:val="18"/>
                 <w:szCs w:val="18"/>
               </w:rPr>
-              <w:t xml:space="preserve"># Example 2: Countdown by 5s</w:t>
+              <w:t xml:space="preserve"> </w:t>
             </w:r>
           </w:p>
           <w:p>
@@ -1132,7 +2003,7 @@
                 <w:sz w:val="18"/>
                 <w:szCs w:val="18"/>
               </w:rPr>
-              <w:t xml:space="preserve"># Example 3: Odd numbers</w:t>
+              <w:t xml:space="preserve"> </w:t>
             </w:r>
           </w:p>
           <w:p>
@@ -1210,7 +2081,7 @@
                 <w:sz w:val="18"/>
                 <w:szCs w:val="18"/>
               </w:rPr>
-              <w:t xml:space="preserve"># Example 4: Powers of 2</w:t>
+              <w:t xml:space="preserve"> </w:t>
             </w:r>
           </w:p>
           <w:p>
@@ -1288,7 +2159,7 @@
                 <w:sz w:val="18"/>
                 <w:szCs w:val="18"/>
               </w:rPr>
-              <w:t xml:space="preserve"># Example 5: Skip pattern</w:t>
+              <w:t xml:space="preserve"> </w:t>
             </w:r>
           </w:p>
           <w:p>
@@ -1381,19 +2252,6 @@
                 <w:sz w:val="18"/>
                 <w:szCs w:val="18"/>
               </w:rPr>
-              <w:t xml:space="preserve"># Starter code</w:t>
-            </w:r>
-          </w:p>
-          <w:p>
-            <w:pPr>
-              <w:spacing w:after="20"/>
-            </w:pPr>
-            <w:r>
-              <w:rPr>
-                <w:rFonts w:ascii="Courier New" w:cs="Courier New" w:eastAsia="Courier New" w:hAnsi="Courier New"/>
-                <w:sz w:val="18"/>
-                <w:szCs w:val="18"/>
-              </w:rPr>
               <w:t xml:space="preserve">for i in range(1, 51, 5):</w:t>
             </w:r>
           </w:p>
@@ -1461,19 +2319,6 @@
                 <w:sz w:val="18"/>
                 <w:szCs w:val="18"/>
               </w:rPr>
-              <w:t xml:space="preserve"># Problem 1 Example</w:t>
-            </w:r>
-          </w:p>
-          <w:p>
-            <w:pPr>
-              <w:spacing w:after="20"/>
-            </w:pPr>
-            <w:r>
-              <w:rPr>
-                <w:rFonts w:ascii="Courier New" w:cs="Courier New" w:eastAsia="Courier New" w:hAnsi="Courier New"/>
-                <w:sz w:val="18"/>
-                <w:szCs w:val="18"/>
-              </w:rPr>
               <w:t xml:space="preserve">for i in range(1, 51, 5):</w:t>
             </w:r>
           </w:p>
@@ -1513,7 +2358,7 @@
                 <w:sz w:val="18"/>
                 <w:szCs w:val="18"/>
               </w:rPr>
-              <w:t xml:space="preserve"># Problem 2 Example</w:t>
+              <w:t xml:space="preserve"> </w:t>
             </w:r>
           </w:p>
           <w:p>
@@ -1578,7 +2423,7 @@
                 <w:sz w:val="18"/>
                 <w:szCs w:val="18"/>
               </w:rPr>
-              <w:t xml:space="preserve"># Problem 3 Example</w:t>
+              <w:t xml:space="preserve"> </w:t>
             </w:r>
           </w:p>
           <w:p>

--- a/Coding 1 - year/Unit 4 - Loops and Iteration/Daily Lesson Plans/Word/Day 77.docx
+++ b/Coding 1 - year/Unit 4 - Loops and Iteration/Daily Lesson Plans/Word/Day 77.docx
@@ -380,7 +380,7 @@
                 <w:sz w:val="20"/>
                 <w:szCs w:val="20"/>
               </w:rPr>
-              <w:t xml:space="preserve">    What do you already know about how to use all three parameters of range() to create flexible counting patterns (start, stop, step)?</w:t>
+              <w:t xml:space="preserve">    Have you ever used all three parameters of range() before? Where might all three parameters of range() be useful in a real program?</w:t>
             </w:r>
             <w:r>
               <w:rPr>
@@ -477,7 +477,7 @@
                 <w:sz w:val="20"/>
                 <w:szCs w:val="20"/>
               </w:rPr>
-              <w:t xml:space="preserve">Today's Goal: By the end of class you will be able to use all three parameters of range() to create flexible counting patterns (start, stop, step).</w:t>
+              <w:t xml:space="preserve">Today’s Goal: By the end of class you will be able to use all three parameters of range() to create flexible counting patterns (start, stop, step).</w:t>
             </w:r>
             <w:r>
               <w:rPr>
@@ -1388,7 +1388,7 @@
                 <w:sz w:val="20"/>
                 <w:szCs w:val="20"/>
               </w:rPr>
-              <w:t xml:space="preserve">Quick Check: Use all three parameters of range() to create flexible counting patterns (start, stop, step)?</w:t>
+              <w:t xml:space="preserve">Write the key syntax or steps for using all three parameters of range(). What's one mistake beginners commonly make?</w:t>
             </w:r>
             <w:r>
               <w:rPr>
